--- a/docs/factsheets/f-tdist.docx
+++ b/docs/factsheets/f-tdist.docx
@@ -65,18 +65,18 @@
           <wp:inline>
             <wp:extent cx="4754880" cy="4141032"/>
             <wp:effectExtent b="0" l="0" r="0" t="0"/>
-            <wp:docPr descr="An example of the t-distribution with \nu = \textsf{df} = 2 and \mu = 0." title="" id="21" name="Picture"/>
+            <wp:docPr descr="An example of the t-distribution with \nu = \textsf{df} = 2 and \mu = 0." title="" id="10" name="Picture"/>
             <a:graphic>
               <a:graphicData uri="http://schemas.openxmlformats.org/drawingml/2006/picture">
                 <pic:pic>
                   <pic:nvPicPr>
-                    <pic:cNvPr descr="./FiguresPNG/f-tdist.png" id="22" name="Picture"/>
+                    <pic:cNvPr descr="./FiguresPNG/f-tdist.png" id="11" name="Picture"/>
                     <pic:cNvPicPr>
                       <a:picLocks noChangeArrowheads="1" noChangeAspect="1"/>
                     </pic:cNvPicPr>
                   </pic:nvPicPr>
                   <pic:blipFill>
-                    <a:blip r:embed="rId20"/>
+                    <a:blip r:embed="rId9"/>
                     <a:stretch>
                       <a:fillRect/>
                     </a:stretch>
@@ -137,8 +137,8 @@
         <m:r>
           <m:rPr>
             <m:nor/>
+            <m:scr m:val="sans-serif"/>
             <m:sty m:val="p"/>
-            <m:scr m:val="sans-serif"/>
           </m:rPr>
           <m:t>df</m:t>
         </m:r>
@@ -222,34 +222,38 @@
         <w:t xml:space="preserve"> </w:t>
       </w:r>
       <m:oMath>
+        <m:r>
+          <m:rPr>
+            <m:sty m:val="p"/>
+          </m:rPr>
+          <m:t>(</m:t>
+        </m:r>
+        <m:r>
+          <m:t>t</m:t>
+        </m:r>
+        <m:r>
+          <m:rPr>
+            <m:sty m:val="p"/>
+          </m:rPr>
+          <m:t>(</m:t>
+        </m:r>
+        <m:r>
+          <m:t>ν</m:t>
+        </m:r>
+        <m:r>
+          <m:rPr>
+            <m:sty m:val="p"/>
+          </m:rPr>
+          <m:t>)</m:t>
+        </m:r>
         <m:sSup>
           <m:e>
-            <m:d>
-              <m:dPr>
-                <m:begChr m:val="("/>
-                <m:sepChr m:val=""/>
-                <m:endChr m:val=")"/>
-                <m:grow/>
-              </m:dPr>
-              <m:e>
-                <m:r>
-                  <m:t>t</m:t>
-                </m:r>
-                <m:d>
-                  <m:dPr>
-                    <m:begChr m:val="("/>
-                    <m:sepChr m:val=""/>
-                    <m:endChr m:val=")"/>
-                    <m:grow/>
-                  </m:dPr>
-                  <m:e>
-                    <m:r>
-                      <m:t>ν</m:t>
-                    </m:r>
-                  </m:e>
-                </m:d>
-              </m:e>
-            </m:d>
+            <m:r>
+              <m:rPr>
+                <m:sty m:val="p"/>
+              </m:rPr>
+              <m:t>)</m:t>
+            </m:r>
           </m:e>
           <m:sup>
             <m:r>
@@ -266,28 +270,30 @@
         <m:r>
           <m:t>F</m:t>
         </m:r>
-        <m:d>
-          <m:dPr>
-            <m:begChr m:val="("/>
-            <m:sepChr m:val=""/>
-            <m:endChr m:val=")"/>
-            <m:grow/>
-          </m:dPr>
-          <m:e>
-            <m:r>
-              <m:t>1</m:t>
-            </m:r>
-            <m:r>
-              <m:rPr>
-                <m:sty m:val="p"/>
-              </m:rPr>
-              <m:t>,</m:t>
-            </m:r>
-            <m:r>
-              <m:t>ν</m:t>
-            </m:r>
-          </m:e>
-        </m:d>
+        <m:r>
+          <m:rPr>
+            <m:sty m:val="p"/>
+          </m:rPr>
+          <m:t>(</m:t>
+        </m:r>
+        <m:r>
+          <m:t>1</m:t>
+        </m:r>
+        <m:r>
+          <m:rPr>
+            <m:sty m:val="p"/>
+          </m:rPr>
+          <m:t>,</m:t>
+        </m:r>
+        <m:r>
+          <m:t>ν</m:t>
+        </m:r>
+        <m:r>
+          <m:rPr>
+            <m:sty m:val="p"/>
+          </m:rPr>
+          <m:t>)</m:t>
+        </m:r>
       </m:oMath>
       <w:r>
         <w:t xml:space="preserve">. This distribution is used for continuous random variables with heavier tails than the normal distribution, and it is often employed in hypothesis testing where the population standard deviation is unknown. (See</w:t>
@@ -295,7 +301,7 @@
       <w:r>
         <w:t xml:space="preserve"> </w:t>
       </w:r>
-      <w:hyperlink r:id="rId23">
+      <w:hyperlink r:id="rId12">
         <w:r>
           <w:rPr>
             <w:rStyle w:val="Hyperlink"/>
@@ -337,19 +343,21 @@
         <m:r>
           <m:t>t</m:t>
         </m:r>
-        <m:d>
-          <m:dPr>
-            <m:begChr m:val="("/>
-            <m:sepChr m:val=""/>
-            <m:endChr m:val=")"/>
-            <m:grow/>
-          </m:dPr>
-          <m:e>
-            <m:r>
-              <m:t>ν</m:t>
-            </m:r>
-          </m:e>
-        </m:d>
+        <m:r>
+          <m:rPr>
+            <m:sty m:val="p"/>
+          </m:rPr>
+          <m:t>(</m:t>
+        </m:r>
+        <m:r>
+          <m:t>ν</m:t>
+        </m:r>
+        <m:r>
+          <m:rPr>
+            <m:sty m:val="p"/>
+          </m:rPr>
+          <m:t>)</m:t>
+        </m:r>
       </m:oMath>
     </w:p>
     <w:p>
@@ -464,24 +472,26 @@
             <m:oMath>
               <m:r>
                 <m:rPr>
+                  <m:scr m:val="double-struck"/>
                   <m:sty m:val="p"/>
-                  <m:scr m:val="double-struck"/>
                 </m:rPr>
                 <m:t>E</m:t>
               </m:r>
-              <m:d>
-                <m:dPr>
-                  <m:begChr m:val="("/>
-                  <m:sepChr m:val=""/>
-                  <m:endChr m:val=")"/>
-                  <m:grow/>
-                </m:dPr>
-                <m:e>
-                  <m:r>
-                    <m:t>X</m:t>
-                  </m:r>
-                </m:e>
-              </m:d>
+              <m:r>
+                <m:rPr>
+                  <m:sty m:val="p"/>
+                </m:rPr>
+                <m:t>(</m:t>
+              </m:r>
+              <m:r>
+                <m:t>X</m:t>
+              </m:r>
+              <m:r>
+                <m:rPr>
+                  <m:sty m:val="p"/>
+                </m:rPr>
+                <m:t>)</m:t>
+              </m:r>
               <m:r>
                 <m:rPr>
                   <m:sty m:val="p"/>
@@ -530,24 +540,26 @@
             <m:oMath>
               <m:r>
                 <m:rPr>
+                  <m:scr m:val="double-struck"/>
                   <m:sty m:val="p"/>
-                  <m:scr m:val="double-struck"/>
                 </m:rPr>
                 <m:t>V</m:t>
               </m:r>
-              <m:d>
-                <m:dPr>
-                  <m:begChr m:val="("/>
-                  <m:sepChr m:val=""/>
-                  <m:endChr m:val=")"/>
-                  <m:grow/>
-                </m:dPr>
-                <m:e>
-                  <m:r>
-                    <m:t>X</m:t>
-                  </m:r>
-                </m:e>
-              </m:d>
+              <m:r>
+                <m:rPr>
+                  <m:sty m:val="p"/>
+                </m:rPr>
+                <m:t>(</m:t>
+              </m:r>
+              <m:r>
+                <m:t>X</m:t>
+              </m:r>
+              <m:r>
+                <m:rPr>
+                  <m:sty m:val="p"/>
+                </m:rPr>
+                <m:t>)</m:t>
+              </m:r>
               <m:r>
                 <m:rPr>
                   <m:sty m:val="p"/>
@@ -632,33 +644,35 @@
             <m:oMath>
               <m:r>
                 <m:rPr>
+                  <m:scr m:val="double-struck"/>
                   <m:sty m:val="p"/>
-                  <m:scr m:val="double-struck"/>
                 </m:rPr>
                 <m:t>P</m:t>
               </m:r>
-              <m:d>
-                <m:dPr>
-                  <m:begChr m:val="("/>
-                  <m:sepChr m:val=""/>
-                  <m:endChr m:val=")"/>
-                  <m:grow/>
-                </m:dPr>
-                <m:e>
-                  <m:r>
-                    <m:t>X</m:t>
-                  </m:r>
-                  <m:r>
-                    <m:rPr>
-                      <m:sty m:val="p"/>
-                    </m:rPr>
-                    <m:t>=</m:t>
-                  </m:r>
-                  <m:r>
-                    <m:t>x</m:t>
-                  </m:r>
-                </m:e>
-              </m:d>
+              <m:r>
+                <m:rPr>
+                  <m:sty m:val="p"/>
+                </m:rPr>
+                <m:t>(</m:t>
+              </m:r>
+              <m:r>
+                <m:t>X</m:t>
+              </m:r>
+              <m:r>
+                <m:rPr>
+                  <m:sty m:val="p"/>
+                </m:rPr>
+                <m:t>=</m:t>
+              </m:r>
+              <m:r>
+                <m:t>x</m:t>
+              </m:r>
+              <m:r>
+                <m:rPr>
+                  <m:sty m:val="p"/>
+                </m:rPr>
+                <m:t>)</m:t>
+              </m:r>
               <m:r>
                 <m:rPr>
                   <m:sty m:val="p"/>
@@ -671,6 +685,9 @@
                 </m:fPr>
                 <m:num>
                   <m:r>
+                    <m:rPr>
+                      <m:sty m:val="p"/>
+                    </m:rPr>
                     <m:t>Γ</m:t>
                   </m:r>
                   <m:d>
@@ -710,6 +727,9 @@
                 </m:num>
                 <m:den>
                   <m:r>
+                    <m:rPr>
+                      <m:sty m:val="p"/>
+                    </m:rPr>
                     <m:t>Γ</m:t>
                   </m:r>
                   <m:d>
@@ -844,21 +864,26 @@
             </w:pPr>
             <m:oMath>
               <m:r>
+                <m:rPr>
+                  <m:sty m:val="p"/>
+                </m:rPr>
                 <m:t>Γ</m:t>
               </m:r>
-              <m:d>
-                <m:dPr>
-                  <m:begChr m:val="("/>
-                  <m:sepChr m:val=""/>
-                  <m:endChr m:val=")"/>
-                  <m:grow/>
-                </m:dPr>
-                <m:e>
-                  <m:r>
-                    <m:t>x</m:t>
-                  </m:r>
-                </m:e>
-              </m:d>
+              <m:r>
+                <m:rPr>
+                  <m:sty m:val="p"/>
+                </m:rPr>
+                <m:t>(</m:t>
+              </m:r>
+              <m:r>
+                <m:t>x</m:t>
+              </m:r>
+              <m:r>
+                <m:rPr>
+                  <m:sty m:val="p"/>
+                </m:rPr>
+                <m:t>)</m:t>
+              </m:r>
             </m:oMath>
             <w:r>
               <w:t xml:space="preserve"> </w:t>
@@ -896,33 +921,35 @@
             <m:oMath>
               <m:r>
                 <m:rPr>
+                  <m:scr m:val="double-struck"/>
                   <m:sty m:val="p"/>
-                  <m:scr m:val="double-struck"/>
                 </m:rPr>
                 <m:t>P</m:t>
               </m:r>
-              <m:d>
-                <m:dPr>
-                  <m:begChr m:val="("/>
-                  <m:sepChr m:val=""/>
-                  <m:endChr m:val=")"/>
-                  <m:grow/>
-                </m:dPr>
-                <m:e>
-                  <m:r>
-                    <m:t>X</m:t>
-                  </m:r>
-                  <m:r>
-                    <m:rPr>
-                      <m:sty m:val="p"/>
-                    </m:rPr>
-                    <m:t>≤</m:t>
-                  </m:r>
-                  <m:r>
-                    <m:t>x</m:t>
-                  </m:r>
-                </m:e>
-              </m:d>
+              <m:r>
+                <m:rPr>
+                  <m:sty m:val="p"/>
+                </m:rPr>
+                <m:t>(</m:t>
+              </m:r>
+              <m:r>
+                <m:t>X</m:t>
+              </m:r>
+              <m:r>
+                <m:rPr>
+                  <m:sty m:val="p"/>
+                </m:rPr>
+                <m:t>≤</m:t>
+              </m:r>
+              <m:r>
+                <m:t>x</m:t>
+              </m:r>
+              <m:r>
+                <m:rPr>
+                  <m:sty m:val="p"/>
+                </m:rPr>
+                <m:t>)</m:t>
+              </m:r>
               <m:r>
                 <m:rPr>
                   <m:sty m:val="p"/>
@@ -954,6 +981,9 @@
                 <m:t>x</m:t>
               </m:r>
               <m:r>
+                <m:rPr>
+                  <m:sty m:val="p"/>
+                </m:rPr>
                 <m:t>Γ</m:t>
               </m:r>
               <m:d>
@@ -1142,6 +1172,9 @@
                     </m:num>
                     <m:den>
                       <m:r>
+                        <m:rPr>
+                          <m:sty m:val="p"/>
+                        </m:rPr>
                         <m:t>Γ</m:t>
                       </m:r>
                       <m:d>
@@ -1199,21 +1232,26 @@
             </w:pPr>
             <m:oMath>
               <m:r>
+                <m:rPr>
+                  <m:sty m:val="p"/>
+                </m:rPr>
                 <m:t>Γ</m:t>
               </m:r>
-              <m:d>
-                <m:dPr>
-                  <m:begChr m:val="("/>
-                  <m:sepChr m:val=""/>
-                  <m:endChr m:val=")"/>
-                  <m:grow/>
-                </m:dPr>
-                <m:e>
-                  <m:r>
-                    <m:t>x</m:t>
-                  </m:r>
-                </m:e>
-              </m:d>
+              <m:r>
+                <m:rPr>
+                  <m:sty m:val="p"/>
+                </m:rPr>
+                <m:t>(</m:t>
+              </m:r>
+              <m:r>
+                <m:t>x</m:t>
+              </m:r>
+              <m:r>
+                <m:rPr>
+                  <m:sty m:val="p"/>
+                </m:rPr>
+                <m:t>)</m:t>
+              </m:r>
             </m:oMath>
             <w:r>
               <w:t xml:space="preserve"> </w:t>
@@ -1249,46 +1287,48 @@
                   </m:r>
                 </m:sub>
               </m:sSub>
-              <m:d>
-                <m:dPr>
-                  <m:begChr m:val="("/>
-                  <m:sepChr m:val=""/>
-                  <m:endChr m:val=")"/>
-                  <m:grow/>
-                </m:dPr>
-                <m:e>
-                  <m:r>
-                    <m:t>a</m:t>
-                  </m:r>
-                  <m:r>
-                    <m:rPr>
-                      <m:sty m:val="p"/>
-                    </m:rPr>
-                    <m:t>,</m:t>
-                  </m:r>
-                  <m:r>
-                    <m:t>b</m:t>
-                  </m:r>
-                  <m:r>
-                    <m:rPr>
-                      <m:sty m:val="p"/>
-                    </m:rPr>
-                    <m:t>;</m:t>
-                  </m:r>
-                  <m:r>
-                    <m:t>c</m:t>
-                  </m:r>
-                  <m:r>
-                    <m:rPr>
-                      <m:sty m:val="p"/>
-                    </m:rPr>
-                    <m:t>;</m:t>
-                  </m:r>
-                  <m:r>
-                    <m:t>z</m:t>
-                  </m:r>
-                </m:e>
-              </m:d>
+              <m:r>
+                <m:rPr>
+                  <m:sty m:val="p"/>
+                </m:rPr>
+                <m:t>(</m:t>
+              </m:r>
+              <m:r>
+                <m:t>a</m:t>
+              </m:r>
+              <m:r>
+                <m:rPr>
+                  <m:sty m:val="p"/>
+                </m:rPr>
+                <m:t>,</m:t>
+              </m:r>
+              <m:r>
+                <m:t>b</m:t>
+              </m:r>
+              <m:r>
+                <m:rPr>
+                  <m:sty m:val="p"/>
+                </m:rPr>
+                <m:t>;</m:t>
+              </m:r>
+              <m:r>
+                <m:t>c</m:t>
+              </m:r>
+              <m:r>
+                <m:rPr>
+                  <m:sty m:val="p"/>
+                </m:rPr>
+                <m:t>;</m:t>
+              </m:r>
+              <m:r>
+                <m:t>z</m:t>
+              </m:r>
+              <m:r>
+                <m:rPr>
+                  <m:sty m:val="p"/>
+                </m:rPr>
+                <m:t>)</m:t>
+              </m:r>
             </m:oMath>
             <w:r>
               <w:t xml:space="preserve"> </w:t>
@@ -1341,8 +1381,8 @@
           <m:r>
             <m:rPr>
               <m:nor/>
+              <m:scr m:val="sans-serif"/>
               <m:sty m:val="p"/>
-              <m:scr m:val="sans-serif"/>
             </m:rPr>
             <m:t>degrees of freedom = sample size</m:t>
           </m:r>
@@ -1433,19 +1473,21 @@
         <m:r>
           <m:t>t</m:t>
         </m:r>
-        <m:d>
-          <m:dPr>
-            <m:begChr m:val="("/>
-            <m:sepChr m:val=""/>
-            <m:endChr m:val=")"/>
-            <m:grow/>
-          </m:dPr>
-          <m:e>
-            <m:r>
-              <m:t>39</m:t>
-            </m:r>
-          </m:e>
-        </m:d>
+        <m:r>
+          <m:rPr>
+            <m:sty m:val="p"/>
+          </m:rPr>
+          <m:t>(</m:t>
+        </m:r>
+        <m:r>
+          <m:t>39</m:t>
+        </m:r>
+        <m:r>
+          <m:rPr>
+            <m:sty m:val="p"/>
+          </m:rPr>
+          <m:t>)</m:t>
+        </m:r>
       </m:oMath>
       <w:r>
         <w:t xml:space="preserve">, meaning the degrees of freedom is 39. See</w:t>
@@ -1453,7 +1495,7 @@
       <w:r>
         <w:t xml:space="preserve"> </w:t>
       </w:r>
-      <w:hyperlink r:id="rId23">
+      <w:hyperlink r:id="rId12">
         <w:r>
           <w:rPr>
             <w:rStyle w:val="Hyperlink"/>
@@ -1468,7 +1510,7 @@
         <w:t xml:space="preserve">for more.</w:t>
       </w:r>
     </w:p>
-    <w:bookmarkStart w:id="27" w:name="further-reading"/>
+    <w:bookmarkStart w:id="16" w:name="further-reading"/>
     <w:p>
       <w:pPr>
         <w:pStyle w:val="Heading1"/>
@@ -1481,7 +1523,7 @@
       <w:pPr>
         <w:pStyle w:val="FirstParagraph"/>
       </w:pPr>
-      <w:hyperlink r:id="rId24">
+      <w:hyperlink r:id="rId13">
         <w:r>
           <w:rPr>
             <w:rStyle w:val="Hyperlink"/>
@@ -1490,7 +1532,7 @@
         </w:r>
       </w:hyperlink>
     </w:p>
-    <w:bookmarkStart w:id="26" w:name="version-history"/>
+    <w:bookmarkStart w:id="15" w:name="version-history"/>
     <w:p>
       <w:pPr>
         <w:pStyle w:val="Heading2"/>
@@ -1521,7 +1563,7 @@
       <w:r>
         <w:t xml:space="preserve"> </w:t>
       </w:r>
-      <w:hyperlink r:id="rId24">
+      <w:hyperlink r:id="rId13">
         <w:r>
           <w:rPr>
             <w:rStyle w:val="Hyperlink"/>
@@ -1540,7 +1582,7 @@
       <w:pPr>
         <w:pStyle w:val="FirstParagraph"/>
       </w:pPr>
-      <w:hyperlink r:id="rId25">
+      <w:hyperlink r:id="rId14">
         <w:r>
           <w:rPr>
             <w:rStyle w:val="Hyperlink"/>
@@ -1549,8 +1591,8 @@
         </w:r>
       </w:hyperlink>
     </w:p>
-    <w:bookmarkEnd w:id="26"/>
-    <w:bookmarkEnd w:id="27"/>
+    <w:bookmarkEnd w:id="15"/>
+    <w:bookmarkEnd w:id="16"/>
     <w:sectPr>
       <w:pgSz w:h="15840" w:w="12240"/>
       <w:pgMar w:bottom="1440" w:footer="720" w:gutter="0" w:header="720" w:left="1440" w:right="1440" w:top="1440"/>
